--- a/klagomål/A 14729-2025 FSC-klagomål.docx
+++ b/klagomål/A 14729-2025 FSC-klagomål.docx
@@ -697,7 +697,7 @@
     <w:r>
       <w:tab/>
       <w:tab/>
-      <w:t>2025-03-27</w:t>
+      <w:t>2025-03-28</w:t>
       <w:br/>
       <w:br/>
     </w:r>

--- a/klagomål/A 14729-2025 FSC-klagomål.docx
+++ b/klagomål/A 14729-2025 FSC-klagomål.docx
@@ -697,7 +697,7 @@
     <w:r>
       <w:tab/>
       <w:tab/>
-      <w:t>2025-03-28</w:t>
+      <w:t>2025-03-29</w:t>
       <w:br/>
       <w:br/>
     </w:r>

--- a/klagomål/A 14729-2025 FSC-klagomål.docx
+++ b/klagomål/A 14729-2025 FSC-klagomål.docx
@@ -697,7 +697,7 @@
     <w:r>
       <w:tab/>
       <w:tab/>
-      <w:t>2025-04-02</w:t>
+      <w:t>2025-04-03</w:t>
       <w:br/>
       <w:br/>
     </w:r>

--- a/klagomål/A 14729-2025 FSC-klagomål.docx
+++ b/klagomål/A 14729-2025 FSC-klagomål.docx
@@ -697,7 +697,7 @@
     <w:r>
       <w:tab/>
       <w:tab/>
-      <w:t>2025-04-03</w:t>
+      <w:t>2025-04-05</w:t>
       <w:br/>
       <w:br/>
     </w:r>

--- a/klagomål/A 14729-2025 FSC-klagomål.docx
+++ b/klagomål/A 14729-2025 FSC-klagomål.docx
@@ -697,7 +697,7 @@
     <w:r>
       <w:tab/>
       <w:tab/>
-      <w:t>2025-04-05</w:t>
+      <w:t>2025-04-06</w:t>
       <w:br/>
       <w:br/>
     </w:r>

--- a/klagomål/A 14729-2025 FSC-klagomål.docx
+++ b/klagomål/A 14729-2025 FSC-klagomål.docx
@@ -697,7 +697,7 @@
     <w:r>
       <w:tab/>
       <w:tab/>
-      <w:t>2025-04-06</w:t>
+      <w:t>2025-04-07</w:t>
       <w:br/>
       <w:br/>
     </w:r>

--- a/klagomål/A 14729-2025 FSC-klagomål.docx
+++ b/klagomål/A 14729-2025 FSC-klagomål.docx
@@ -697,7 +697,7 @@
     <w:r>
       <w:tab/>
       <w:tab/>
-      <w:t>2025-04-07</w:t>
+      <w:t>2025-04-08</w:t>
       <w:br/>
       <w:br/>
     </w:r>

--- a/klagomål/A 14729-2025 FSC-klagomål.docx
+++ b/klagomål/A 14729-2025 FSC-klagomål.docx
@@ -697,7 +697,7 @@
     <w:r>
       <w:tab/>
       <w:tab/>
-      <w:t>2025-04-08</w:t>
+      <w:t>2025-04-09</w:t>
       <w:br/>
       <w:br/>
     </w:r>

--- a/klagomål/A 14729-2025 FSC-klagomål.docx
+++ b/klagomål/A 14729-2025 FSC-klagomål.docx
@@ -266,6 +266,17 @@
       </w:r>
       <w:r>
         <w:t xml:space="preserve"> växer på hård ved som tidvis blöts ned och hittas ofta på omkullfallna trädstammar intill vattendrag och skogstjärnar, i skuggigt läge. Arten är rödlistad som nära hotad (NT) i den europeiska rödlistan och omfattas av ett åtgärdsprogram för hotade arter (ÅGP). Alla skogsskötselåtgärder på eller i närheten av lokalerna utgör ett hot och samtliga aktuella fyndlokaler måste ges ett ändamålsenligt skydd vilket måste inkludera en god tillgång på död ved liksom expositionsskydd samt att livsmiljöerna inte tillåts torka upp under någon längre period. (IUCN, 2024; SLU Artdatabanken, 2024; Naturvårdsverket 2015).</w:t>
+      </w:r>
+    </w:p>
+    <w:p>
+      <w:r>
+        <w:rPr>
+          <w:b/>
+        </w:rPr>
+        <w:t xml:space="preserve">Vedtrappmossa (NT) </w:t>
+      </w:r>
+      <w:r>
+        <w:t>växer på död ved, främst i gammal granskog. Den förekommer knappast alls i fjällnära barrskogar utan finns i skogslandskapet nedom fjällen och framför allt i landets södra delar är den en mycket bra signalart för barrnaturskog med höga naturvärden. Skogsavverkning och brist på grov död ved i skogen är de allvarligaste hoten och den överlever inte kalhyggesbruk. Lokaler med sluten granskog, tillräckligt stora för att säkerställa ett kontinuerligt tillskott på grova lågor, bör undantas från storskaligt skogsbruk (SLU Artdatabanken, 2024).</w:t>
       </w:r>
     </w:p>
     <w:p>
@@ -697,7 +708,7 @@
     <w:r>
       <w:tab/>
       <w:tab/>
-      <w:t>2025-04-09</w:t>
+      <w:t>2025-04-10</w:t>
       <w:br/>
       <w:br/>
     </w:r>

--- a/klagomål/A 14729-2025 FSC-klagomål.docx
+++ b/klagomål/A 14729-2025 FSC-klagomål.docx
@@ -708,7 +708,7 @@
     <w:r>
       <w:tab/>
       <w:tab/>
-      <w:t>2025-04-10</w:t>
+      <w:t>2025-04-11</w:t>
       <w:br/>
       <w:br/>
     </w:r>

--- a/klagomål/A 14729-2025 FSC-klagomål.docx
+++ b/klagomål/A 14729-2025 FSC-klagomål.docx
@@ -708,7 +708,7 @@
     <w:r>
       <w:tab/>
       <w:tab/>
-      <w:t>2025-04-11</w:t>
+      <w:t>2025-04-12</w:t>
       <w:br/>
       <w:br/>
     </w:r>

--- a/klagomål/A 14729-2025 FSC-klagomål.docx
+++ b/klagomål/A 14729-2025 FSC-klagomål.docx
@@ -708,7 +708,7 @@
     <w:r>
       <w:tab/>
       <w:tab/>
-      <w:t>2025-04-12</w:t>
+      <w:t>2025-04-13</w:t>
       <w:br/>
       <w:br/>
     </w:r>

--- a/klagomål/A 14729-2025 FSC-klagomål.docx
+++ b/klagomål/A 14729-2025 FSC-klagomål.docx
@@ -708,7 +708,7 @@
     <w:r>
       <w:tab/>
       <w:tab/>
-      <w:t>2025-04-13</w:t>
+      <w:t>2025-04-14</w:t>
       <w:br/>
       <w:br/>
     </w:r>

--- a/klagomål/A 14729-2025 FSC-klagomål.docx
+++ b/klagomål/A 14729-2025 FSC-klagomål.docx
@@ -708,7 +708,7 @@
     <w:r>
       <w:tab/>
       <w:tab/>
-      <w:t>2025-04-14</w:t>
+      <w:t>2025-04-15</w:t>
       <w:br/>
       <w:br/>
     </w:r>

--- a/klagomål/A 14729-2025 FSC-klagomål.docx
+++ b/klagomål/A 14729-2025 FSC-klagomål.docx
@@ -708,7 +708,7 @@
     <w:r>
       <w:tab/>
       <w:tab/>
-      <w:t>2025-04-15</w:t>
+      <w:t>2025-04-16</w:t>
       <w:br/>
       <w:br/>
     </w:r>

--- a/klagomål/A 14729-2025 FSC-klagomål.docx
+++ b/klagomål/A 14729-2025 FSC-klagomål.docx
@@ -708,7 +708,7 @@
     <w:r>
       <w:tab/>
       <w:tab/>
-      <w:t>2025-04-16</w:t>
+      <w:t>2025-04-17</w:t>
       <w:br/>
       <w:br/>
     </w:r>

--- a/klagomål/A 14729-2025 FSC-klagomål.docx
+++ b/klagomål/A 14729-2025 FSC-klagomål.docx
@@ -708,7 +708,7 @@
     <w:r>
       <w:tab/>
       <w:tab/>
-      <w:t>2025-04-17</w:t>
+      <w:t>2025-04-18</w:t>
       <w:br/>
       <w:br/>
     </w:r>

--- a/klagomål/A 14729-2025 FSC-klagomål.docx
+++ b/klagomål/A 14729-2025 FSC-klagomål.docx
@@ -708,7 +708,7 @@
     <w:r>
       <w:tab/>
       <w:tab/>
-      <w:t>2025-04-18</w:t>
+      <w:t>2025-04-19</w:t>
       <w:br/>
       <w:br/>
     </w:r>

--- a/klagomål/A 14729-2025 FSC-klagomål.docx
+++ b/klagomål/A 14729-2025 FSC-klagomål.docx
@@ -708,7 +708,7 @@
     <w:r>
       <w:tab/>
       <w:tab/>
-      <w:t>2025-05-03</w:t>
+      <w:t>2025-05-04</w:t>
       <w:br/>
       <w:br/>
     </w:r>

--- a/klagomål/A 14729-2025 FSC-klagomål.docx
+++ b/klagomål/A 14729-2025 FSC-klagomål.docx
@@ -708,7 +708,7 @@
     <w:r>
       <w:tab/>
       <w:tab/>
-      <w:t>2025-05-04</w:t>
+      <w:t>2025-05-06</w:t>
       <w:br/>
       <w:br/>
     </w:r>

--- a/klagomål/A 14729-2025 FSC-klagomål.docx
+++ b/klagomål/A 14729-2025 FSC-klagomål.docx
@@ -708,7 +708,7 @@
     <w:r>
       <w:tab/>
       <w:tab/>
-      <w:t>2025-05-06</w:t>
+      <w:t>2025-05-07</w:t>
       <w:br/>
       <w:br/>
     </w:r>

--- a/klagomål/A 14729-2025 FSC-klagomål.docx
+++ b/klagomål/A 14729-2025 FSC-klagomål.docx
@@ -708,7 +708,7 @@
     <w:r>
       <w:tab/>
       <w:tab/>
-      <w:t>2025-05-07</w:t>
+      <w:t>2025-05-08</w:t>
       <w:br/>
       <w:br/>
     </w:r>

--- a/klagomål/A 14729-2025 FSC-klagomål.docx
+++ b/klagomål/A 14729-2025 FSC-klagomål.docx
@@ -708,7 +708,7 @@
     <w:r>
       <w:tab/>
       <w:tab/>
-      <w:t>2025-05-08</w:t>
+      <w:t>2025-05-09</w:t>
       <w:br/>
       <w:br/>
     </w:r>

--- a/klagomål/A 14729-2025 FSC-klagomål.docx
+++ b/klagomål/A 14729-2025 FSC-klagomål.docx
@@ -708,7 +708,7 @@
     <w:r>
       <w:tab/>
       <w:tab/>
-      <w:t>2025-05-09</w:t>
+      <w:t>2025-05-10</w:t>
       <w:br/>
       <w:br/>
     </w:r>

--- a/klagomål/A 14729-2025 FSC-klagomål.docx
+++ b/klagomål/A 14729-2025 FSC-klagomål.docx
@@ -708,7 +708,7 @@
     <w:r>
       <w:tab/>
       <w:tab/>
-      <w:t>2025-05-10</w:t>
+      <w:t>2025-05-11</w:t>
       <w:br/>
       <w:br/>
     </w:r>

--- a/klagomål/A 14729-2025 FSC-klagomål.docx
+++ b/klagomål/A 14729-2025 FSC-klagomål.docx
@@ -708,7 +708,7 @@
     <w:r>
       <w:tab/>
       <w:tab/>
-      <w:t>2025-05-11</w:t>
+      <w:t>2025-05-12</w:t>
       <w:br/>
       <w:br/>
     </w:r>

--- a/klagomål/A 14729-2025 FSC-klagomål.docx
+++ b/klagomål/A 14729-2025 FSC-klagomål.docx
@@ -708,7 +708,7 @@
     <w:r>
       <w:tab/>
       <w:tab/>
-      <w:t>2025-05-12</w:t>
+      <w:t>2025-05-13</w:t>
       <w:br/>
       <w:br/>
     </w:r>

--- a/klagomål/A 14729-2025 FSC-klagomål.docx
+++ b/klagomål/A 14729-2025 FSC-klagomål.docx
@@ -708,7 +708,7 @@
     <w:r>
       <w:tab/>
       <w:tab/>
-      <w:t>2025-05-13</w:t>
+      <w:t>2025-05-14</w:t>
       <w:br/>
       <w:br/>
     </w:r>

--- a/klagomål/A 14729-2025 FSC-klagomål.docx
+++ b/klagomål/A 14729-2025 FSC-klagomål.docx
@@ -708,7 +708,7 @@
     <w:r>
       <w:tab/>
       <w:tab/>
-      <w:t>2025-05-14</w:t>
+      <w:t>2025-05-15</w:t>
       <w:br/>
       <w:br/>
     </w:r>

--- a/klagomål/A 14729-2025 FSC-klagomål.docx
+++ b/klagomål/A 14729-2025 FSC-klagomål.docx
@@ -708,7 +708,7 @@
     <w:r>
       <w:tab/>
       <w:tab/>
-      <w:t>2025-05-15</w:t>
+      <w:t>2025-05-16</w:t>
       <w:br/>
       <w:br/>
     </w:r>

--- a/klagomål/A 14729-2025 FSC-klagomål.docx
+++ b/klagomål/A 14729-2025 FSC-klagomål.docx
@@ -708,7 +708,7 @@
     <w:r>
       <w:tab/>
       <w:tab/>
-      <w:t>2025-05-16</w:t>
+      <w:t>2025-05-17</w:t>
       <w:br/>
       <w:br/>
     </w:r>

--- a/klagomål/A 14729-2025 FSC-klagomål.docx
+++ b/klagomål/A 14729-2025 FSC-klagomål.docx
@@ -708,7 +708,7 @@
     <w:r>
       <w:tab/>
       <w:tab/>
-      <w:t>2025-05-17</w:t>
+      <w:t>2025-05-18</w:t>
       <w:br/>
       <w:br/>
     </w:r>

--- a/klagomål/A 14729-2025 FSC-klagomål.docx
+++ b/klagomål/A 14729-2025 FSC-klagomål.docx
@@ -708,7 +708,7 @@
     <w:r>
       <w:tab/>
       <w:tab/>
-      <w:t>2025-05-18</w:t>
+      <w:t>2025-05-19</w:t>
       <w:br/>
       <w:br/>
     </w:r>

--- a/klagomål/A 14729-2025 FSC-klagomål.docx
+++ b/klagomål/A 14729-2025 FSC-klagomål.docx
@@ -708,7 +708,7 @@
     <w:r>
       <w:tab/>
       <w:tab/>
-      <w:t>2025-05-19</w:t>
+      <w:t>2025-05-20</w:t>
       <w:br/>
       <w:br/>
     </w:r>

--- a/klagomål/A 14729-2025 FSC-klagomål.docx
+++ b/klagomål/A 14729-2025 FSC-klagomål.docx
@@ -708,7 +708,7 @@
     <w:r>
       <w:tab/>
       <w:tab/>
-      <w:t>2025-05-20</w:t>
+      <w:t>2025-05-21</w:t>
       <w:br/>
       <w:br/>
     </w:r>

--- a/klagomål/A 14729-2025 FSC-klagomål.docx
+++ b/klagomål/A 14729-2025 FSC-klagomål.docx
@@ -708,7 +708,7 @@
     <w:r>
       <w:tab/>
       <w:tab/>
-      <w:t>2025-05-21</w:t>
+      <w:t>2025-05-22</w:t>
       <w:br/>
       <w:br/>
     </w:r>

--- a/klagomål/A 14729-2025 FSC-klagomål.docx
+++ b/klagomål/A 14729-2025 FSC-klagomål.docx
@@ -708,7 +708,7 @@
     <w:r>
       <w:tab/>
       <w:tab/>
-      <w:t>2025-05-22</w:t>
+      <w:t>2025-05-23</w:t>
       <w:br/>
       <w:br/>
     </w:r>

--- a/klagomål/A 14729-2025 FSC-klagomål.docx
+++ b/klagomål/A 14729-2025 FSC-klagomål.docx
@@ -708,7 +708,7 @@
     <w:r>
       <w:tab/>
       <w:tab/>
-      <w:t>2025-05-23</w:t>
+      <w:t>2025-05-24</w:t>
       <w:br/>
       <w:br/>
     </w:r>

--- a/klagomål/A 14729-2025 FSC-klagomål.docx
+++ b/klagomål/A 14729-2025 FSC-klagomål.docx
@@ -708,7 +708,7 @@
     <w:r>
       <w:tab/>
       <w:tab/>
-      <w:t>2025-05-24</w:t>
+      <w:t>2025-05-25</w:t>
       <w:br/>
       <w:br/>
     </w:r>

--- a/klagomål/A 14729-2025 FSC-klagomål.docx
+++ b/klagomål/A 14729-2025 FSC-klagomål.docx
@@ -708,7 +708,7 @@
     <w:r>
       <w:tab/>
       <w:tab/>
-      <w:t>2025-05-25</w:t>
+      <w:t>2025-05-26</w:t>
       <w:br/>
       <w:br/>
     </w:r>

--- a/klagomål/A 14729-2025 FSC-klagomål.docx
+++ b/klagomål/A 14729-2025 FSC-klagomål.docx
@@ -708,7 +708,7 @@
     <w:r>
       <w:tab/>
       <w:tab/>
-      <w:t>2025-05-26</w:t>
+      <w:t>2025-05-27</w:t>
       <w:br/>
       <w:br/>
     </w:r>

--- a/klagomål/A 14729-2025 FSC-klagomål.docx
+++ b/klagomål/A 14729-2025 FSC-klagomål.docx
@@ -708,7 +708,7 @@
     <w:r>
       <w:tab/>
       <w:tab/>
-      <w:t>2025-05-27</w:t>
+      <w:t>2025-05-30</w:t>
       <w:br/>
       <w:br/>
     </w:r>

--- a/klagomål/A 14729-2025 FSC-klagomål.docx
+++ b/klagomål/A 14729-2025 FSC-klagomål.docx
@@ -708,7 +708,7 @@
     <w:r>
       <w:tab/>
       <w:tab/>
-      <w:t>2025-05-30</w:t>
+      <w:t>2025-06-01</w:t>
       <w:br/>
       <w:br/>
     </w:r>

--- a/klagomål/A 14729-2025 FSC-klagomål.docx
+++ b/klagomål/A 14729-2025 FSC-klagomål.docx
@@ -708,7 +708,7 @@
     <w:r>
       <w:tab/>
       <w:tab/>
-      <w:t>2025-06-01</w:t>
+      <w:t>2025-06-02</w:t>
       <w:br/>
       <w:br/>
     </w:r>

--- a/klagomål/A 14729-2025 FSC-klagomål.docx
+++ b/klagomål/A 14729-2025 FSC-klagomål.docx
@@ -708,7 +708,7 @@
     <w:r>
       <w:tab/>
       <w:tab/>
-      <w:t>2025-06-02</w:t>
+      <w:t>2025-06-03</w:t>
       <w:br/>
       <w:br/>
     </w:r>

--- a/klagomål/A 14729-2025 FSC-klagomål.docx
+++ b/klagomål/A 14729-2025 FSC-klagomål.docx
@@ -708,7 +708,7 @@
     <w:r>
       <w:tab/>
       <w:tab/>
-      <w:t>2025-06-03</w:t>
+      <w:t>2025-06-04</w:t>
       <w:br/>
       <w:br/>
     </w:r>

--- a/klagomål/A 14729-2025 FSC-klagomål.docx
+++ b/klagomål/A 14729-2025 FSC-klagomål.docx
@@ -708,7 +708,7 @@
     <w:r>
       <w:tab/>
       <w:tab/>
-      <w:t>2025-06-04</w:t>
+      <w:t>2025-06-05</w:t>
       <w:br/>
       <w:br/>
     </w:r>

--- a/klagomål/A 14729-2025 FSC-klagomål.docx
+++ b/klagomål/A 14729-2025 FSC-klagomål.docx
@@ -708,7 +708,7 @@
     <w:r>
       <w:tab/>
       <w:tab/>
-      <w:t>2025-06-05</w:t>
+      <w:t>2025-06-13</w:t>
       <w:br/>
       <w:br/>
     </w:r>

--- a/klagomål/A 14729-2025 FSC-klagomål.docx
+++ b/klagomål/A 14729-2025 FSC-klagomål.docx
@@ -708,7 +708,7 @@
     <w:r>
       <w:tab/>
       <w:tab/>
-      <w:t>2025-06-13</w:t>
+      <w:t>2025-06-15</w:t>
       <w:br/>
       <w:br/>
     </w:r>

--- a/klagomål/A 14729-2025 FSC-klagomål.docx
+++ b/klagomål/A 14729-2025 FSC-klagomål.docx
@@ -708,7 +708,7 @@
     <w:r>
       <w:tab/>
       <w:tab/>
-      <w:t>2025-06-15</w:t>
+      <w:t>2025-06-16</w:t>
       <w:br/>
       <w:br/>
     </w:r>

--- a/klagomål/A 14729-2025 FSC-klagomål.docx
+++ b/klagomål/A 14729-2025 FSC-klagomål.docx
@@ -708,7 +708,7 @@
     <w:r>
       <w:tab/>
       <w:tab/>
-      <w:t>2025-06-16</w:t>
+      <w:t>2025-06-17</w:t>
       <w:br/>
       <w:br/>
     </w:r>

--- a/klagomål/A 14729-2025 FSC-klagomål.docx
+++ b/klagomål/A 14729-2025 FSC-klagomål.docx
@@ -708,7 +708,7 @@
     <w:r>
       <w:tab/>
       <w:tab/>
-      <w:t>2025-06-17</w:t>
+      <w:t>2025-06-18</w:t>
       <w:br/>
       <w:br/>
     </w:r>

--- a/klagomål/A 14729-2025 FSC-klagomål.docx
+++ b/klagomål/A 14729-2025 FSC-klagomål.docx
@@ -708,7 +708,7 @@
     <w:r>
       <w:tab/>
       <w:tab/>
-      <w:t>2025-06-18</w:t>
+      <w:t>2025-06-19</w:t>
       <w:br/>
       <w:br/>
     </w:r>

--- a/klagomål/A 14729-2025 FSC-klagomål.docx
+++ b/klagomål/A 14729-2025 FSC-klagomål.docx
@@ -708,7 +708,7 @@
     <w:r>
       <w:tab/>
       <w:tab/>
-      <w:t>2025-06-19</w:t>
+      <w:t>2025-06-20</w:t>
       <w:br/>
       <w:br/>
     </w:r>

--- a/klagomål/A 14729-2025 FSC-klagomål.docx
+++ b/klagomål/A 14729-2025 FSC-klagomål.docx
@@ -708,7 +708,7 @@
     <w:r>
       <w:tab/>
       <w:tab/>
-      <w:t>2025-06-20</w:t>
+      <w:t>2025-06-21</w:t>
       <w:br/>
       <w:br/>
     </w:r>

--- a/klagomål/A 14729-2025 FSC-klagomål.docx
+++ b/klagomål/A 14729-2025 FSC-klagomål.docx
@@ -708,7 +708,7 @@
     <w:r>
       <w:tab/>
       <w:tab/>
-      <w:t>2025-06-21</w:t>
+      <w:t>2025-06-22</w:t>
       <w:br/>
       <w:br/>
     </w:r>

--- a/klagomål/A 14729-2025 FSC-klagomål.docx
+++ b/klagomål/A 14729-2025 FSC-klagomål.docx
@@ -708,7 +708,7 @@
     <w:r>
       <w:tab/>
       <w:tab/>
-      <w:t>2025-06-22</w:t>
+      <w:t>2025-06-23</w:t>
       <w:br/>
       <w:br/>
     </w:r>

--- a/klagomål/A 14729-2025 FSC-klagomål.docx
+++ b/klagomål/A 14729-2025 FSC-klagomål.docx
@@ -708,7 +708,7 @@
     <w:r>
       <w:tab/>
       <w:tab/>
-      <w:t>2025-06-23</w:t>
+      <w:t>2025-06-24</w:t>
       <w:br/>
       <w:br/>
     </w:r>

--- a/klagomål/A 14729-2025 FSC-klagomål.docx
+++ b/klagomål/A 14729-2025 FSC-klagomål.docx
@@ -708,7 +708,7 @@
     <w:r>
       <w:tab/>
       <w:tab/>
-      <w:t>2025-06-24</w:t>
+      <w:t>2025-06-25</w:t>
       <w:br/>
       <w:br/>
     </w:r>

--- a/klagomål/A 14729-2025 FSC-klagomål.docx
+++ b/klagomål/A 14729-2025 FSC-klagomål.docx
@@ -708,7 +708,7 @@
     <w:r>
       <w:tab/>
       <w:tab/>
-      <w:t>2025-06-25</w:t>
+      <w:t>2025-06-26</w:t>
       <w:br/>
       <w:br/>
     </w:r>

--- a/klagomål/A 14729-2025 FSC-klagomål.docx
+++ b/klagomål/A 14729-2025 FSC-klagomål.docx
@@ -708,7 +708,7 @@
     <w:r>
       <w:tab/>
       <w:tab/>
-      <w:t>2025-06-26</w:t>
+      <w:t>2025-06-27</w:t>
       <w:br/>
       <w:br/>
     </w:r>

--- a/klagomål/A 14729-2025 FSC-klagomål.docx
+++ b/klagomål/A 14729-2025 FSC-klagomål.docx
@@ -708,7 +708,7 @@
     <w:r>
       <w:tab/>
       <w:tab/>
-      <w:t>2025-06-27</w:t>
+      <w:t>2025-06-28</w:t>
       <w:br/>
       <w:br/>
     </w:r>

--- a/klagomål/A 14729-2025 FSC-klagomål.docx
+++ b/klagomål/A 14729-2025 FSC-klagomål.docx
@@ -708,7 +708,7 @@
     <w:r>
       <w:tab/>
       <w:tab/>
-      <w:t>2025-06-28</w:t>
+      <w:t>2025-06-29</w:t>
       <w:br/>
       <w:br/>
     </w:r>

--- a/klagomål/A 14729-2025 FSC-klagomål.docx
+++ b/klagomål/A 14729-2025 FSC-klagomål.docx
@@ -708,7 +708,7 @@
     <w:r>
       <w:tab/>
       <w:tab/>
-      <w:t>2025-06-29</w:t>
+      <w:t>2025-06-30</w:t>
       <w:br/>
       <w:br/>
     </w:r>

--- a/klagomål/A 14729-2025 FSC-klagomål.docx
+++ b/klagomål/A 14729-2025 FSC-klagomål.docx
@@ -708,7 +708,7 @@
     <w:r>
       <w:tab/>
       <w:tab/>
-      <w:t>2025-06-30</w:t>
+      <w:t>2025-07-01</w:t>
       <w:br/>
       <w:br/>
     </w:r>

--- a/klagomål/A 14729-2025 FSC-klagomål.docx
+++ b/klagomål/A 14729-2025 FSC-klagomål.docx
@@ -708,7 +708,7 @@
     <w:r>
       <w:tab/>
       <w:tab/>
-      <w:t>2025-07-01</w:t>
+      <w:t>2025-07-02</w:t>
       <w:br/>
       <w:br/>
     </w:r>

--- a/klagomål/A 14729-2025 FSC-klagomål.docx
+++ b/klagomål/A 14729-2025 FSC-klagomål.docx
@@ -708,7 +708,7 @@
     <w:r>
       <w:tab/>
       <w:tab/>
-      <w:t>2025-07-02</w:t>
+      <w:t>2025-07-03</w:t>
       <w:br/>
       <w:br/>
     </w:r>

--- a/klagomål/A 14729-2025 FSC-klagomål.docx
+++ b/klagomål/A 14729-2025 FSC-klagomål.docx
@@ -708,7 +708,7 @@
     <w:r>
       <w:tab/>
       <w:tab/>
-      <w:t>2025-07-03</w:t>
+      <w:t>2025-07-04</w:t>
       <w:br/>
       <w:br/>
     </w:r>

--- a/klagomål/A 14729-2025 FSC-klagomål.docx
+++ b/klagomål/A 14729-2025 FSC-klagomål.docx
@@ -708,7 +708,7 @@
     <w:r>
       <w:tab/>
       <w:tab/>
-      <w:t>2025-07-04</w:t>
+      <w:t>2025-07-05</w:t>
       <w:br/>
       <w:br/>
     </w:r>

--- a/klagomål/A 14729-2025 FSC-klagomål.docx
+++ b/klagomål/A 14729-2025 FSC-klagomål.docx
@@ -708,7 +708,7 @@
     <w:r>
       <w:tab/>
       <w:tab/>
-      <w:t>2025-07-05</w:t>
+      <w:t>2025-07-06</w:t>
       <w:br/>
       <w:br/>
     </w:r>

--- a/klagomål/A 14729-2025 FSC-klagomål.docx
+++ b/klagomål/A 14729-2025 FSC-klagomål.docx
@@ -708,7 +708,7 @@
     <w:r>
       <w:tab/>
       <w:tab/>
-      <w:t>2025-07-06</w:t>
+      <w:t>2025-07-07</w:t>
       <w:br/>
       <w:br/>
     </w:r>

--- a/klagomål/A 14729-2025 FSC-klagomål.docx
+++ b/klagomål/A 14729-2025 FSC-klagomål.docx
@@ -708,7 +708,7 @@
     <w:r>
       <w:tab/>
       <w:tab/>
-      <w:t>2025-07-07</w:t>
+      <w:t>2025-07-08</w:t>
       <w:br/>
       <w:br/>
     </w:r>

--- a/klagomål/A 14729-2025 FSC-klagomål.docx
+++ b/klagomål/A 14729-2025 FSC-klagomål.docx
@@ -708,7 +708,7 @@
     <w:r>
       <w:tab/>
       <w:tab/>
-      <w:t>2025-07-08</w:t>
+      <w:t>2025-07-09</w:t>
       <w:br/>
       <w:br/>
     </w:r>

--- a/klagomål/A 14729-2025 FSC-klagomål.docx
+++ b/klagomål/A 14729-2025 FSC-klagomål.docx
@@ -708,7 +708,7 @@
     <w:r>
       <w:tab/>
       <w:tab/>
-      <w:t>2025-07-09</w:t>
+      <w:t>2025-07-11</w:t>
       <w:br/>
       <w:br/>
     </w:r>

--- a/klagomål/A 14729-2025 FSC-klagomål.docx
+++ b/klagomål/A 14729-2025 FSC-klagomål.docx
@@ -708,7 +708,7 @@
     <w:r>
       <w:tab/>
       <w:tab/>
-      <w:t>2025-07-11</w:t>
+      <w:t>2025-07-12</w:t>
       <w:br/>
       <w:br/>
     </w:r>

--- a/klagomål/A 14729-2025 FSC-klagomål.docx
+++ b/klagomål/A 14729-2025 FSC-klagomål.docx
@@ -708,7 +708,7 @@
     <w:r>
       <w:tab/>
       <w:tab/>
-      <w:t>2025-07-12</w:t>
+      <w:t>2025-07-13</w:t>
       <w:br/>
       <w:br/>
     </w:r>

--- a/klagomål/A 14729-2025 FSC-klagomål.docx
+++ b/klagomål/A 14729-2025 FSC-klagomål.docx
@@ -708,7 +708,7 @@
     <w:r>
       <w:tab/>
       <w:tab/>
-      <w:t>2025-07-13</w:t>
+      <w:t>2025-07-14</w:t>
       <w:br/>
       <w:br/>
     </w:r>

--- a/klagomål/A 14729-2025 FSC-klagomål.docx
+++ b/klagomål/A 14729-2025 FSC-klagomål.docx
@@ -708,7 +708,7 @@
     <w:r>
       <w:tab/>
       <w:tab/>
-      <w:t>2025-08-06</w:t>
+      <w:t>2025-08-09</w:t>
       <w:br/>
       <w:br/>
     </w:r>

--- a/klagomål/A 14729-2025 FSC-klagomål.docx
+++ b/klagomål/A 14729-2025 FSC-klagomål.docx
@@ -168,7 +168,7 @@
     </w:p>
     <w:p>
       <w:r>
-        <w:t>Detta dokument behandlar höga naturvärden i avverkningsanmälan A 14729-2025 i Nordanstigs kommun. Denna avverkningsanmälan inkom 2025-03-26 och omfattar 18,5 ha.</w:t>
+        <w:t>Detta dokument behandlar höga naturvärden i avverkningsanmälan A 14729-2025 i Nordanstigs kommun. Denna avverkningsanmälan inkom 2025-03-26 15:15:27 och omfattar 18,5 ha.</w:t>
       </w:r>
     </w:p>
     <w:p>

--- a/klagomål/A 14729-2025 FSC-klagomål.docx
+++ b/klagomål/A 14729-2025 FSC-klagomål.docx
@@ -708,7 +708,7 @@
     <w:r>
       <w:tab/>
       <w:tab/>
-      <w:t>2025-08-09</w:t>
+      <w:t>2025-08-10</w:t>
       <w:br/>
       <w:br/>
     </w:r>

--- a/klagomål/A 14729-2025 FSC-klagomål.docx
+++ b/klagomål/A 14729-2025 FSC-klagomål.docx
@@ -708,7 +708,7 @@
     <w:r>
       <w:tab/>
       <w:tab/>
-      <w:t>2025-08-10</w:t>
+      <w:t>2025-08-11</w:t>
       <w:br/>
       <w:br/>
     </w:r>

--- a/klagomål/A 14729-2025 FSC-klagomål.docx
+++ b/klagomål/A 14729-2025 FSC-klagomål.docx
@@ -708,7 +708,7 @@
     <w:r>
       <w:tab/>
       <w:tab/>
-      <w:t>2025-08-11</w:t>
+      <w:t>2025-08-12</w:t>
       <w:br/>
       <w:br/>
     </w:r>

--- a/klagomål/A 14729-2025 FSC-klagomål.docx
+++ b/klagomål/A 14729-2025 FSC-klagomål.docx
@@ -708,7 +708,7 @@
     <w:r>
       <w:tab/>
       <w:tab/>
-      <w:t>2025-08-12</w:t>
+      <w:t>2025-08-13</w:t>
       <w:br/>
       <w:br/>
     </w:r>

--- a/klagomål/A 14729-2025 FSC-klagomål.docx
+++ b/klagomål/A 14729-2025 FSC-klagomål.docx
@@ -708,7 +708,7 @@
     <w:r>
       <w:tab/>
       <w:tab/>
-      <w:t>2025-08-13</w:t>
+      <w:t>2025-08-14</w:t>
       <w:br/>
       <w:br/>
     </w:r>

--- a/klagomål/A 14729-2025 FSC-klagomål.docx
+++ b/klagomål/A 14729-2025 FSC-klagomål.docx
@@ -708,7 +708,7 @@
     <w:r>
       <w:tab/>
       <w:tab/>
-      <w:t>2025-08-14</w:t>
+      <w:t>2025-08-15</w:t>
       <w:br/>
       <w:br/>
     </w:r>

--- a/klagomål/A 14729-2025 FSC-klagomål.docx
+++ b/klagomål/A 14729-2025 FSC-klagomål.docx
@@ -708,7 +708,7 @@
     <w:r>
       <w:tab/>
       <w:tab/>
-      <w:t>2025-08-15</w:t>
+      <w:t>2025-08-16</w:t>
       <w:br/>
       <w:br/>
     </w:r>

--- a/klagomål/A 14729-2025 FSC-klagomål.docx
+++ b/klagomål/A 14729-2025 FSC-klagomål.docx
@@ -708,7 +708,7 @@
     <w:r>
       <w:tab/>
       <w:tab/>
-      <w:t>2025-08-16</w:t>
+      <w:t>2025-08-17</w:t>
       <w:br/>
       <w:br/>
     </w:r>

--- a/klagomål/A 14729-2025 FSC-klagomål.docx
+++ b/klagomål/A 14729-2025 FSC-klagomål.docx
@@ -708,7 +708,7 @@
     <w:r>
       <w:tab/>
       <w:tab/>
-      <w:t>2025-08-17</w:t>
+      <w:t>2025-08-18</w:t>
       <w:br/>
       <w:br/>
     </w:r>

--- a/klagomål/A 14729-2025 FSC-klagomål.docx
+++ b/klagomål/A 14729-2025 FSC-klagomål.docx
@@ -708,7 +708,7 @@
     <w:r>
       <w:tab/>
       <w:tab/>
-      <w:t>2025-08-18</w:t>
+      <w:t>2025-08-19</w:t>
       <w:br/>
       <w:br/>
     </w:r>

--- a/klagomål/A 14729-2025 FSC-klagomål.docx
+++ b/klagomål/A 14729-2025 FSC-klagomål.docx
@@ -708,7 +708,7 @@
     <w:r>
       <w:tab/>
       <w:tab/>
-      <w:t>2025-08-19</w:t>
+      <w:t>2025-08-20</w:t>
       <w:br/>
       <w:br/>
     </w:r>

--- a/klagomål/A 14729-2025 FSC-klagomål.docx
+++ b/klagomål/A 14729-2025 FSC-klagomål.docx
@@ -708,7 +708,7 @@
     <w:r>
       <w:tab/>
       <w:tab/>
-      <w:t>2025-08-20</w:t>
+      <w:t>2025-08-21</w:t>
       <w:br/>
       <w:br/>
     </w:r>

--- a/klagomål/A 14729-2025 FSC-klagomål.docx
+++ b/klagomål/A 14729-2025 FSC-klagomål.docx
@@ -708,7 +708,7 @@
     <w:r>
       <w:tab/>
       <w:tab/>
-      <w:t>2025-08-21</w:t>
+      <w:t>2025-08-22</w:t>
       <w:br/>
       <w:br/>
     </w:r>

--- a/klagomål/A 14729-2025 FSC-klagomål.docx
+++ b/klagomål/A 14729-2025 FSC-klagomål.docx
@@ -708,7 +708,7 @@
     <w:r>
       <w:tab/>
       <w:tab/>
-      <w:t>2025-08-22</w:t>
+      <w:t>2025-08-23</w:t>
       <w:br/>
       <w:br/>
     </w:r>

--- a/klagomål/A 14729-2025 FSC-klagomål.docx
+++ b/klagomål/A 14729-2025 FSC-klagomål.docx
@@ -708,7 +708,7 @@
     <w:r>
       <w:tab/>
       <w:tab/>
-      <w:t>2025-08-23</w:t>
+      <w:t>2025-08-24</w:t>
       <w:br/>
       <w:br/>
     </w:r>

--- a/klagomål/A 14729-2025 FSC-klagomål.docx
+++ b/klagomål/A 14729-2025 FSC-klagomål.docx
@@ -708,7 +708,7 @@
     <w:r>
       <w:tab/>
       <w:tab/>
-      <w:t>2025-08-24</w:t>
+      <w:t>2025-08-25</w:t>
       <w:br/>
       <w:br/>
     </w:r>

--- a/klagomål/A 14729-2025 FSC-klagomål.docx
+++ b/klagomål/A 14729-2025 FSC-klagomål.docx
@@ -708,7 +708,7 @@
     <w:r>
       <w:tab/>
       <w:tab/>
-      <w:t>2025-08-25</w:t>
+      <w:t>2025-08-26</w:t>
       <w:br/>
       <w:br/>
     </w:r>

--- a/klagomål/A 14729-2025 FSC-klagomål.docx
+++ b/klagomål/A 14729-2025 FSC-klagomål.docx
@@ -708,7 +708,7 @@
     <w:r>
       <w:tab/>
       <w:tab/>
-      <w:t>2025-08-26</w:t>
+      <w:t>2025-08-30</w:t>
       <w:br/>
       <w:br/>
     </w:r>

--- a/klagomål/A 14729-2025 FSC-klagomål.docx
+++ b/klagomål/A 14729-2025 FSC-klagomål.docx
@@ -708,7 +708,7 @@
     <w:r>
       <w:tab/>
       <w:tab/>
-      <w:t>2025-08-30</w:t>
+      <w:t>2025-08-31</w:t>
       <w:br/>
       <w:br/>
     </w:r>

--- a/klagomål/A 14729-2025 FSC-klagomål.docx
+++ b/klagomål/A 14729-2025 FSC-klagomål.docx
@@ -708,7 +708,7 @@
     <w:r>
       <w:tab/>
       <w:tab/>
-      <w:t>2025-08-31</w:t>
+      <w:t>2025-09-01</w:t>
       <w:br/>
       <w:br/>
     </w:r>

--- a/klagomål/A 14729-2025 FSC-klagomål.docx
+++ b/klagomål/A 14729-2025 FSC-klagomål.docx
@@ -708,7 +708,7 @@
     <w:r>
       <w:tab/>
       <w:tab/>
-      <w:t>2025-09-01</w:t>
+      <w:t>2025-09-04</w:t>
       <w:br/>
       <w:br/>
     </w:r>

--- a/klagomål/A 14729-2025 FSC-klagomål.docx
+++ b/klagomål/A 14729-2025 FSC-klagomål.docx
@@ -708,7 +708,7 @@
     <w:r>
       <w:tab/>
       <w:tab/>
-      <w:t>2025-09-04</w:t>
+      <w:t>2025-09-05</w:t>
       <w:br/>
       <w:br/>
     </w:r>

--- a/klagomål/A 14729-2025 FSC-klagomål.docx
+++ b/klagomål/A 14729-2025 FSC-klagomål.docx
@@ -708,7 +708,7 @@
     <w:r>
       <w:tab/>
       <w:tab/>
-      <w:t>2025-09-05</w:t>
+      <w:t>2025-09-07</w:t>
       <w:br/>
       <w:br/>
     </w:r>

--- a/klagomål/A 14729-2025 FSC-klagomål.docx
+++ b/klagomål/A 14729-2025 FSC-klagomål.docx
@@ -708,7 +708,7 @@
     <w:r>
       <w:tab/>
       <w:tab/>
-      <w:t>2025-09-07</w:t>
+      <w:t>2025-09-08</w:t>
       <w:br/>
       <w:br/>
     </w:r>

--- a/klagomål/A 14729-2025 FSC-klagomål.docx
+++ b/klagomål/A 14729-2025 FSC-klagomål.docx
@@ -708,7 +708,7 @@
     <w:r>
       <w:tab/>
       <w:tab/>
-      <w:t>2025-09-08</w:t>
+      <w:t>2025-09-10</w:t>
       <w:br/>
       <w:br/>
     </w:r>

--- a/klagomål/A 14729-2025 FSC-klagomål.docx
+++ b/klagomål/A 14729-2025 FSC-klagomål.docx
@@ -708,7 +708,7 @@
     <w:r>
       <w:tab/>
       <w:tab/>
-      <w:t>2025-09-10</w:t>
+      <w:t>2025-09-11</w:t>
       <w:br/>
       <w:br/>
     </w:r>

--- a/klagomål/A 14729-2025 FSC-klagomål.docx
+++ b/klagomål/A 14729-2025 FSC-klagomål.docx
@@ -708,7 +708,7 @@
     <w:r>
       <w:tab/>
       <w:tab/>
-      <w:t>2025-09-11</w:t>
+      <w:t>2025-09-12</w:t>
       <w:br/>
       <w:br/>
     </w:r>

--- a/klagomål/A 14729-2025 FSC-klagomål.docx
+++ b/klagomål/A 14729-2025 FSC-klagomål.docx
@@ -708,7 +708,7 @@
     <w:r>
       <w:tab/>
       <w:tab/>
-      <w:t>2025-09-12</w:t>
+      <w:t>2025-09-13</w:t>
       <w:br/>
       <w:br/>
     </w:r>

--- a/klagomål/A 14729-2025 FSC-klagomål.docx
+++ b/klagomål/A 14729-2025 FSC-klagomål.docx
@@ -708,7 +708,7 @@
     <w:r>
       <w:tab/>
       <w:tab/>
-      <w:t>2025-09-13</w:t>
+      <w:t>2025-09-14</w:t>
       <w:br/>
       <w:br/>
     </w:r>

--- a/klagomål/A 14729-2025 FSC-klagomål.docx
+++ b/klagomål/A 14729-2025 FSC-klagomål.docx
@@ -708,7 +708,7 @@
     <w:r>
       <w:tab/>
       <w:tab/>
-      <w:t>2025-09-14</w:t>
+      <w:t>2025-09-15</w:t>
       <w:br/>
       <w:br/>
     </w:r>

--- a/klagomål/A 14729-2025 FSC-klagomål.docx
+++ b/klagomål/A 14729-2025 FSC-klagomål.docx
@@ -708,7 +708,7 @@
     <w:r>
       <w:tab/>
       <w:tab/>
-      <w:t>2025-09-15</w:t>
+      <w:t>2025-09-16</w:t>
       <w:br/>
       <w:br/>
     </w:r>

--- a/klagomål/A 14729-2025 FSC-klagomål.docx
+++ b/klagomål/A 14729-2025 FSC-klagomål.docx
@@ -708,7 +708,7 @@
     <w:r>
       <w:tab/>
       <w:tab/>
-      <w:t>2025-09-16</w:t>
+      <w:t>2025-09-17</w:t>
       <w:br/>
       <w:br/>
     </w:r>

--- a/klagomål/A 14729-2025 FSC-klagomål.docx
+++ b/klagomål/A 14729-2025 FSC-klagomål.docx
@@ -708,7 +708,7 @@
     <w:r>
       <w:tab/>
       <w:tab/>
-      <w:t>2025-09-17</w:t>
+      <w:t>2025-09-18</w:t>
       <w:br/>
       <w:br/>
     </w:r>

--- a/klagomål/A 14729-2025 FSC-klagomål.docx
+++ b/klagomål/A 14729-2025 FSC-klagomål.docx
@@ -708,7 +708,7 @@
     <w:r>
       <w:tab/>
       <w:tab/>
-      <w:t>2025-09-18</w:t>
+      <w:t>2025-09-22</w:t>
       <w:br/>
       <w:br/>
     </w:r>

--- a/klagomål/A 14729-2025 FSC-klagomål.docx
+++ b/klagomål/A 14729-2025 FSC-klagomål.docx
@@ -708,7 +708,7 @@
     <w:r>
       <w:tab/>
       <w:tab/>
-      <w:t>2025-09-22</w:t>
+      <w:t>2025-09-23</w:t>
       <w:br/>
       <w:br/>
     </w:r>

--- a/klagomål/A 14729-2025 FSC-klagomål.docx
+++ b/klagomål/A 14729-2025 FSC-klagomål.docx
@@ -708,7 +708,7 @@
     <w:r>
       <w:tab/>
       <w:tab/>
-      <w:t>2025-09-23</w:t>
+      <w:t>2025-09-24</w:t>
       <w:br/>
       <w:br/>
     </w:r>

--- a/klagomål/A 14729-2025 FSC-klagomål.docx
+++ b/klagomål/A 14729-2025 FSC-klagomål.docx
@@ -708,7 +708,7 @@
     <w:r>
       <w:tab/>
       <w:tab/>
-      <w:t>2025-09-24</w:t>
+      <w:t>2025-09-25</w:t>
       <w:br/>
       <w:br/>
     </w:r>

--- a/klagomål/A 14729-2025 FSC-klagomål.docx
+++ b/klagomål/A 14729-2025 FSC-klagomål.docx
@@ -708,7 +708,7 @@
     <w:r>
       <w:tab/>
       <w:tab/>
-      <w:t>2025-09-25</w:t>
+      <w:t>2025-09-26</w:t>
       <w:br/>
       <w:br/>
     </w:r>

--- a/klagomål/A 14729-2025 FSC-klagomål.docx
+++ b/klagomål/A 14729-2025 FSC-klagomål.docx
@@ -708,7 +708,7 @@
     <w:r>
       <w:tab/>
       <w:tab/>
-      <w:t>2025-09-26</w:t>
+      <w:t>2025-09-27</w:t>
       <w:br/>
       <w:br/>
     </w:r>

--- a/klagomål/A 14729-2025 FSC-klagomål.docx
+++ b/klagomål/A 14729-2025 FSC-klagomål.docx
@@ -708,7 +708,7 @@
     <w:r>
       <w:tab/>
       <w:tab/>
-      <w:t>2025-09-27</w:t>
+      <w:t>2025-09-28</w:t>
       <w:br/>
       <w:br/>
     </w:r>

--- a/klagomål/A 14729-2025 FSC-klagomål.docx
+++ b/klagomål/A 14729-2025 FSC-klagomål.docx
@@ -708,7 +708,7 @@
     <w:r>
       <w:tab/>
       <w:tab/>
-      <w:t>2025-09-28</w:t>
+      <w:t>2025-09-29</w:t>
       <w:br/>
       <w:br/>
     </w:r>

--- a/klagomål/A 14729-2025 FSC-klagomål.docx
+++ b/klagomål/A 14729-2025 FSC-klagomål.docx
@@ -708,7 +708,7 @@
     <w:r>
       <w:tab/>
       <w:tab/>
-      <w:t>2025-09-29</w:t>
+      <w:t>2025-09-30</w:t>
       <w:br/>
       <w:br/>
     </w:r>

--- a/klagomål/A 14729-2025 FSC-klagomål.docx
+++ b/klagomål/A 14729-2025 FSC-klagomål.docx
@@ -708,7 +708,7 @@
     <w:r>
       <w:tab/>
       <w:tab/>
-      <w:t>2025-09-30</w:t>
+      <w:t>2025-10-01</w:t>
       <w:br/>
       <w:br/>
     </w:r>

--- a/klagomål/A 14729-2025 FSC-klagomål.docx
+++ b/klagomål/A 14729-2025 FSC-klagomål.docx
@@ -708,7 +708,7 @@
     <w:r>
       <w:tab/>
       <w:tab/>
-      <w:t>2025-10-01</w:t>
+      <w:t>2025-10-02</w:t>
       <w:br/>
       <w:br/>
     </w:r>

--- a/klagomål/A 14729-2025 FSC-klagomål.docx
+++ b/klagomål/A 14729-2025 FSC-klagomål.docx
@@ -708,7 +708,7 @@
     <w:r>
       <w:tab/>
       <w:tab/>
-      <w:t>2025-10-02</w:t>
+      <w:t>2025-10-03</w:t>
       <w:br/>
       <w:br/>
     </w:r>

--- a/klagomål/A 14729-2025 FSC-klagomål.docx
+++ b/klagomål/A 14729-2025 FSC-klagomål.docx
@@ -708,7 +708,7 @@
     <w:r>
       <w:tab/>
       <w:tab/>
-      <w:t>2025-10-03</w:t>
+      <w:t>2025-10-04</w:t>
       <w:br/>
       <w:br/>
     </w:r>

--- a/klagomål/A 14729-2025 FSC-klagomål.docx
+++ b/klagomål/A 14729-2025 FSC-klagomål.docx
@@ -708,7 +708,7 @@
     <w:r>
       <w:tab/>
       <w:tab/>
-      <w:t>2025-10-04</w:t>
+      <w:t>2025-10-05</w:t>
       <w:br/>
       <w:br/>
     </w:r>

--- a/klagomål/A 14729-2025 FSC-klagomål.docx
+++ b/klagomål/A 14729-2025 FSC-klagomål.docx
@@ -708,7 +708,7 @@
     <w:r>
       <w:tab/>
       <w:tab/>
-      <w:t>2025-10-05</w:t>
+      <w:t>2025-10-06</w:t>
       <w:br/>
       <w:br/>
     </w:r>

--- a/klagomål/A 14729-2025 FSC-klagomål.docx
+++ b/klagomål/A 14729-2025 FSC-klagomål.docx
@@ -708,7 +708,7 @@
     <w:r>
       <w:tab/>
       <w:tab/>
-      <w:t>2025-10-06</w:t>
+      <w:t>2025-10-07</w:t>
       <w:br/>
       <w:br/>
     </w:r>

--- a/klagomål/A 14729-2025 FSC-klagomål.docx
+++ b/klagomål/A 14729-2025 FSC-klagomål.docx
@@ -708,7 +708,7 @@
     <w:r>
       <w:tab/>
       <w:tab/>
-      <w:t>2025-10-07</w:t>
+      <w:t>2025-10-08</w:t>
       <w:br/>
       <w:br/>
     </w:r>

--- a/klagomål/A 14729-2025 FSC-klagomål.docx
+++ b/klagomål/A 14729-2025 FSC-klagomål.docx
@@ -708,7 +708,7 @@
     <w:r>
       <w:tab/>
       <w:tab/>
-      <w:t>2025-10-08</w:t>
+      <w:t>2025-10-09</w:t>
       <w:br/>
       <w:br/>
     </w:r>

--- a/klagomål/A 14729-2025 FSC-klagomål.docx
+++ b/klagomål/A 14729-2025 FSC-klagomål.docx
@@ -708,7 +708,7 @@
     <w:r>
       <w:tab/>
       <w:tab/>
-      <w:t>2025-10-09</w:t>
+      <w:t>2025-10-10</w:t>
       <w:br/>
       <w:br/>
     </w:r>

--- a/klagomål/A 14729-2025 FSC-klagomål.docx
+++ b/klagomål/A 14729-2025 FSC-klagomål.docx
@@ -708,7 +708,7 @@
     <w:r>
       <w:tab/>
       <w:tab/>
-      <w:t>2025-10-10</w:t>
+      <w:t>2025-10-11</w:t>
       <w:br/>
       <w:br/>
     </w:r>

--- a/klagomål/A 14729-2025 FSC-klagomål.docx
+++ b/klagomål/A 14729-2025 FSC-klagomål.docx
@@ -708,7 +708,7 @@
     <w:r>
       <w:tab/>
       <w:tab/>
-      <w:t>2025-10-16</w:t>
+      <w:t>2025-10-17</w:t>
       <w:br/>
       <w:br/>
     </w:r>
